--- a/downloads/documents/03 Course Design/05 Unit Plan Template.docx
+++ b/downloads/documents/03 Course Design/05 Unit Plan Template.docx
@@ -832,7 +832,7 @@
         <w:t xml:space="preserve">Vocabulary NN.md</w:t>
       </w:r>
       <w:r>
-        <w:t xml:space="preserve">: Tier 3 words with a one-line student definition, and columns for Turkish, Portuguese, and Spanish, to be checked by a native speaker.</w:t>
+        <w:t xml:space="preserve">: Tier 3 words with a one-line student definition, and a Spanish column, to be checked by a native speaker.</w:t>
       </w:r>
     </w:p>
     <w:sectPr>
